--- a/_VFT MD/Reality_Tensor_Air_Matrix.docx
+++ b/_VFT MD/Reality_Tensor_Air_Matrix.docx
@@ -2,7 +2,7 @@
 <file path=word/document.xml><?xml version="1.0" encoding="utf-8"?>
 <w:document xmlns:w="http://schemas.openxmlformats.org/wordprocessingml/2006/main" xmlns:m="http://schemas.openxmlformats.org/officeDocument/2006/math" xmlns:r="http://schemas.openxmlformats.org/officeDocument/2006/relationships" xmlns:o="urn:schemas-microsoft-com:office:office" xmlns:v="urn:schemas-microsoft-com:vml" xmlns:w10="urn:schemas-microsoft-com:office:word" xmlns:a="http://schemas.openxmlformats.org/drawingml/2006/main" xmlns:pic="http://schemas.openxmlformats.org/drawingml/2006/picture" xmlns:wp="http://schemas.openxmlformats.org/drawingml/2006/wordprocessingDrawing">
   <w:body>
-    <w:bookmarkStart w:id="20" w:name="X799a0e3ce47bfa535fd37c6ac94834717d3f794"/>
+    <w:bookmarkStart w:id="21" w:name="X799a0e3ce47bfa535fd37c6ac94834717d3f794"/>
     <w:p>
       <w:pPr>
         <w:pStyle w:val="Heading1"/>
@@ -11,7 +11,7 @@
         <w:t xml:space="preserve">The Reality Tensor 4x4 Matrix: The Price of Air</w:t>
       </w:r>
     </w:p>
-    <w:bookmarkStart w:id="19" w:name="Xbb38b185ac540f79090953f662950227eecd23a"/>
+    <w:bookmarkStart w:id="20" w:name="Xbb38b185ac540f79090953f662950227eecd23a"/>
     <w:p>
       <w:pPr>
         <w:pStyle w:val="Heading2"/>
@@ -5425,6 +5425,287 @@
         <w:pStyle w:val="BodyText"/>
       </w:pPr>
       <w:r>
+        <w:rPr>
+          <w:b/>
+          <w:bCs/>
+        </w:rPr>
+        <w:t xml:space="preserve">The Social Credit Multiplier (</w:t>
+      </w:r>
+      <m:oMath>
+        <m:sSub>
+          <m:e>
+            <m:r>
+              <m:t>μ</m:t>
+            </m:r>
+          </m:e>
+          <m:sub>
+            <m:r>
+              <m:t>s</m:t>
+            </m:r>
+          </m:sub>
+        </m:sSub>
+      </m:oMath>
+      <w:r>
+        <w:rPr>
+          <w:b/>
+          <w:bCs/>
+        </w:rPr>
+        <w:t xml:space="preserve">).</w:t>
+      </w:r>
+      <w:r>
+        <w:t xml:space="preserve"> </w:t>
+      </w:r>
+      <w:r>
+        <w:t xml:space="preserve">This reveals a structural mechanic: when a provider sets their price</w:t>
+      </w:r>
+      <w:r>
+        <w:t xml:space="preserve"> </w:t>
+      </w:r>
+      <w:r>
+        <w:rPr>
+          <w:i/>
+          <w:iCs/>
+        </w:rPr>
+        <w:t xml:space="preserve">below</w:t>
+      </w:r>
+      <w:r>
+        <w:t xml:space="preserve"> </w:t>
+      </w:r>
+      <w:r>
+        <w:t xml:space="preserve">the maximum permissible price dictated by the local</w:t>
+      </w:r>
+      <w:r>
+        <w:t xml:space="preserve"> </w:t>
+      </w:r>
+      <m:oMath>
+        <m:r>
+          <m:t>S</m:t>
+        </m:r>
+      </m:oMath>
+      <w:r>
+        <w:t xml:space="preserve"> </w:t>
+      </w:r>
+      <w:r>
+        <w:t xml:space="preserve">and</w:t>
+      </w:r>
+      <w:r>
+        <w:t xml:space="preserve"> </w:t>
+      </w:r>
+      <m:oMath>
+        <m:r>
+          <m:t>U</m:t>
+        </m:r>
+      </m:oMath>
+      <w:r>
+        <w:t xml:space="preserve"> </w:t>
+      </w:r>
+      <w:r>
+        <w:t xml:space="preserve">coordinates, the gap is not</w:t>
+      </w:r>
+      <w:r>
+        <w:t xml:space="preserve"> </w:t>
+      </w:r>
+      <w:r>
+        <w:t xml:space="preserve">“lost profit.”</w:t>
+      </w:r>
+      <w:r>
+        <w:t xml:space="preserve"> </w:t>
+      </w:r>
+      <w:r>
+        <w:t xml:space="preserve">It is mathematically converted into a</w:t>
+      </w:r>
+      <w:r>
+        <w:t xml:space="preserve"> </w:t>
+      </w:r>
+      <w:r>
+        <w:rPr>
+          <w:b/>
+          <w:bCs/>
+        </w:rPr>
+        <w:t xml:space="preserve">Social Credit Multiplier (</w:t>
+      </w:r>
+      <m:oMath>
+        <m:sSub>
+          <m:e>
+            <m:r>
+              <m:t>μ</m:t>
+            </m:r>
+          </m:e>
+          <m:sub>
+            <m:r>
+              <m:t>s</m:t>
+            </m:r>
+          </m:sub>
+        </m:sSub>
+      </m:oMath>
+      <w:r>
+        <w:rPr>
+          <w:b/>
+          <w:bCs/>
+        </w:rPr>
+        <w:t xml:space="preserve">)</w:t>
+      </w:r>
+      <w:r>
+        <w:t xml:space="preserve"> </w:t>
+      </w:r>
+      <w:r>
+        <w:t xml:space="preserve">on the semantic layer.</w:t>
+      </w:r>
+      <w:r>
+        <w:t xml:space="preserve"> </w:t>
+      </w:r>
+      <w:r>
+        <w:t xml:space="preserve">If an actor is positioned at</w:t>
+      </w:r>
+      <w:r>
+        <w:t xml:space="preserve"> </w:t>
+      </w:r>
+      <m:oMath>
+        <m:r>
+          <m:rPr>
+            <m:sty m:val="p"/>
+          </m:rPr>
+          <m:t>(</m:t>
+        </m:r>
+        <m:r>
+          <m:t>S</m:t>
+        </m:r>
+        <m:r>
+          <m:rPr>
+            <m:sty m:val="p"/>
+          </m:rPr>
+          <m:t>=</m:t>
+        </m:r>
+        <m:r>
+          <m:t>1.5</m:t>
+        </m:r>
+        <m:r>
+          <m:rPr>
+            <m:sty m:val="p"/>
+          </m:rPr>
+          <m:t>,</m:t>
+        </m:r>
+        <m:r>
+          <m:t>U</m:t>
+        </m:r>
+        <m:r>
+          <m:rPr>
+            <m:sty m:val="p"/>
+          </m:rPr>
+          <m:t>=</m:t>
+        </m:r>
+        <m:r>
+          <m:t>1.5</m:t>
+        </m:r>
+        <m:r>
+          <m:rPr>
+            <m:sty m:val="p"/>
+          </m:rPr>
+          <m:t>)</m:t>
+        </m:r>
+      </m:oMath>
+      <w:r>
+        <w:t xml:space="preserve"> </w:t>
+      </w:r>
+      <w:r>
+        <w:t xml:space="preserve">— an extortion-capable coordinate — but chooses to charge at the</w:t>
+      </w:r>
+      <w:r>
+        <w:t xml:space="preserve"> </w:t>
+      </w:r>
+      <m:oMath>
+        <m:r>
+          <m:rPr>
+            <m:sty m:val="p"/>
+          </m:rPr>
+          <m:t>(</m:t>
+        </m:r>
+        <m:r>
+          <m:t>S</m:t>
+        </m:r>
+        <m:r>
+          <m:rPr>
+            <m:sty m:val="p"/>
+          </m:rPr>
+          <m:t>=</m:t>
+        </m:r>
+        <m:r>
+          <m:t>1.0</m:t>
+        </m:r>
+        <m:r>
+          <m:rPr>
+            <m:sty m:val="p"/>
+          </m:rPr>
+          <m:t>,</m:t>
+        </m:r>
+        <m:r>
+          <m:t>U</m:t>
+        </m:r>
+        <m:r>
+          <m:rPr>
+            <m:sty m:val="p"/>
+          </m:rPr>
+          <m:t>=</m:t>
+        </m:r>
+        <m:r>
+          <m:t>1.0</m:t>
+        </m:r>
+        <m:r>
+          <m:rPr>
+            <m:sty m:val="p"/>
+          </m:rPr>
+          <m:t>)</m:t>
+        </m:r>
+      </m:oMath>
+      <w:r>
+        <w:t xml:space="preserve"> </w:t>
+      </w:r>
+      <w:r>
+        <w:t xml:space="preserve">Max Acceptable Rate boundary, the unextracted margin converts directly into systemic trust, reputation, and future willingness of others to collaborate with them. It acts as an energetic multiplier on all their future transactions in the community. Conversely, extracting the absolute maximum permissible price (</w:t>
+      </w:r>
+      <m:oMath>
+        <m:r>
+          <m:t>S</m:t>
+        </m:r>
+        <m:r>
+          <m:rPr>
+            <m:sty m:val="p"/>
+          </m:rPr>
+          <m:t>=</m:t>
+        </m:r>
+        <m:r>
+          <m:t>2.0</m:t>
+        </m:r>
+      </m:oMath>
+      <w:r>
+        <w:t xml:space="preserve">) generates zero</w:t>
+      </w:r>
+      <w:r>
+        <w:t xml:space="preserve"> </w:t>
+      </w:r>
+      <m:oMath>
+        <m:sSub>
+          <m:e>
+            <m:r>
+              <m:t>μ</m:t>
+            </m:r>
+          </m:e>
+          <m:sub>
+            <m:r>
+              <m:t>s</m:t>
+            </m:r>
+          </m:sub>
+        </m:sSub>
+      </m:oMath>
+      <w:r>
+        <w:t xml:space="preserve">, ensuring that the moment the actor’s leverage fades, the system will instantly discard or reciprocate hostility toward them.</w:t>
+      </w:r>
+    </w:p>
+    <w:p>
+      <w:pPr>
+        <w:pStyle w:val="BodyText"/>
+      </w:pPr>
+      <w:r>
         <w:t xml:space="preserve">The Law of Necessity therefore proves:</w:t>
       </w:r>
       <w:r>
@@ -5435,7 +5716,7 @@
           <w:b/>
           <w:bCs/>
         </w:rPr>
-        <w:t xml:space="preserve">resources are not priced in isolation. They are priced relative to their position within a goal chain and the availability of alternatives at each node of that chain.</w:t>
+        <w:t xml:space="preserve">resources are not priced in isolation. They are priced relative to their position within a goal chain and the availability of alternatives at each node of that chain, generating either compounding Social Credit or compound Moral Debt.</w:t>
       </w:r>
     </w:p>
     <w:p>
@@ -5867,12 +6148,789 @@
         <w:pStyle w:val="BodyText"/>
       </w:pPr>
       <w:r>
-        <w:t xml:space="preserve">The longer the correction is deferred, the greater the thermodynamic demand on the eventual response. The matrix does not moralize. It calculates.</w:t>
+        <w:t xml:space="preserve">The longer the correction is deferred, the greater the thermodynamic demand on the eventual response.</w:t>
+      </w:r>
+    </w:p>
+    <w:p>
+      <w:r>
+        <w:pict>
+          <v:rect style="width:0;height:1.5pt" o:hralign="center" o:hrstd="t" o:hr="t"/>
+        </w:pict>
       </w:r>
     </w:p>
     <w:bookmarkEnd w:id="18"/>
+    <w:bookmarkStart w:id="19" w:name="X9b121fbf57546ee455ef4ab58cd2fedea3fcafa"/>
+    <w:p>
+      <w:pPr>
+        <w:pStyle w:val="Heading3"/>
+      </w:pPr>
+      <w:r>
+        <w:t xml:space="preserve">8. The Normative Critique and the Thermodynamic Floor</w:t>
+      </w:r>
+    </w:p>
+    <w:p>
+      <w:pPr>
+        <w:pStyle w:val="FirstParagraph"/>
+      </w:pPr>
+      <w:r>
+        <w:t xml:space="preserve">A common neo-classical critique of contextual pricing models raises two distinct objections:</w:t>
+      </w:r>
+      <w:r>
+        <w:t xml:space="preserve"> </w:t>
+      </w:r>
+      <w:r>
+        <w:t xml:space="preserve">1.</w:t>
+      </w:r>
+      <w:r>
+        <w:t xml:space="preserve"> </w:t>
+      </w:r>
+      <w:r>
+        <w:rPr>
+          <w:b/>
+          <w:bCs/>
+        </w:rPr>
+        <w:t xml:space="preserve">The Relevant Market Problem:</w:t>
+      </w:r>
+      <w:r>
+        <w:t xml:space="preserve"> </w:t>
+      </w:r>
+      <w:r>
+        <w:rPr>
+          <w:i/>
+          <w:iCs/>
+        </w:rPr>
+        <w:t xml:space="preserve">How do we define context boundaries and measure</w:t>
+      </w:r>
+      <w:r>
+        <w:rPr>
+          <w:i/>
+          <w:iCs/>
+        </w:rPr>
+        <w:t xml:space="preserve"> </w:t>
+      </w:r>
+      <m:oMath>
+        <m:r>
+          <m:t>S</m:t>
+        </m:r>
+      </m:oMath>
+      <w:r>
+        <w:rPr>
+          <w:i/>
+          <w:iCs/>
+        </w:rPr>
+        <w:t xml:space="preserve"> </w:t>
+      </w:r>
+      <w:r>
+        <w:rPr>
+          <w:i/>
+          <w:iCs/>
+        </w:rPr>
+        <w:t xml:space="preserve">objectively without falling into arbitrary post-hoc categorization (e.g., is cake a substitute for bread)?</w:t>
+      </w:r>
+      <w:r>
+        <w:t xml:space="preserve"> </w:t>
+      </w:r>
+      <w:r>
+        <w:t xml:space="preserve">2.</w:t>
+      </w:r>
+      <w:r>
+        <w:t xml:space="preserve"> </w:t>
+      </w:r>
+      <w:r>
+        <w:rPr>
+          <w:b/>
+          <w:bCs/>
+        </w:rPr>
+        <w:t xml:space="preserve">The Normative Standard Problem:</w:t>
+      </w:r>
+      <w:r>
+        <w:t xml:space="preserve"> </w:t>
+      </w:r>
+      <w:r>
+        <w:rPr>
+          <w:i/>
+          <w:iCs/>
+        </w:rPr>
+        <w:t xml:space="preserve">What defines the</w:t>
+      </w:r>
+      <w:r>
+        <w:rPr>
+          <w:i/>
+          <w:iCs/>
+        </w:rPr>
+        <w:t xml:space="preserve"> </w:t>
+      </w:r>
+      <w:r>
+        <w:rPr>
+          <w:i/>
+          <w:iCs/>
+        </w:rPr>
+        <w:t xml:space="preserve">“adequate provision”</w:t>
+      </w:r>
+      <w:r>
+        <w:rPr>
+          <w:i/>
+          <w:iCs/>
+        </w:rPr>
+        <w:t xml:space="preserve"> </w:t>
+      </w:r>
+      <w:r>
+        <w:rPr>
+          <w:i/>
+          <w:iCs/>
+        </w:rPr>
+        <w:t xml:space="preserve">of resources?</w:t>
+      </w:r>
+      <w:r>
+        <w:rPr>
+          <w:i/>
+          <w:iCs/>
+        </w:rPr>
+        <w:t xml:space="preserve"> </w:t>
+      </w:r>
+      <w:r>
+        <w:rPr>
+          <w:i/>
+          <w:iCs/>
+        </w:rPr>
+        <w:t xml:space="preserve">“Maximum permissible scarcity”</w:t>
+      </w:r>
+      <w:r>
+        <w:rPr>
+          <w:i/>
+          <w:iCs/>
+        </w:rPr>
+        <w:t xml:space="preserve"> </w:t>
+      </w:r>
+      <w:r>
+        <w:rPr>
+          <w:i/>
+          <w:iCs/>
+        </w:rPr>
+        <w:t xml:space="preserve">requires a prior normative or moral commitment (e.g., human rights, utility maximization) that the matrix fails to specify.</w:t>
+      </w:r>
+    </w:p>
+    <w:p>
+      <w:pPr>
+        <w:pStyle w:val="BodyText"/>
+      </w:pPr>
+      <w:r>
+        <w:t xml:space="preserve">VFT answers both critiques not with philosophical ethics, but with</w:t>
+      </w:r>
+      <w:r>
+        <w:t xml:space="preserve"> </w:t>
+      </w:r>
+      <w:r>
+        <w:rPr>
+          <w:b/>
+          <w:bCs/>
+        </w:rPr>
+        <w:t xml:space="preserve">Social Physics and Thermodynamics</w:t>
+      </w:r>
+      <w:r>
+        <w:t xml:space="preserve">.</w:t>
+      </w:r>
+    </w:p>
+    <w:p>
+      <w:pPr>
+        <w:pStyle w:val="BodyText"/>
+      </w:pPr>
+      <w:r>
+        <w:rPr>
+          <w:b/>
+          <w:bCs/>
+        </w:rPr>
+        <w:t xml:space="preserve">Answering the Relevant Market Problem (Context Boundaries)</w:t>
+      </w:r>
+      <w:r>
+        <w:t xml:space="preserve"> </w:t>
+      </w:r>
+      <w:r>
+        <w:t xml:space="preserve">In orthodox economics, defining a</w:t>
+      </w:r>
+      <w:r>
+        <w:t xml:space="preserve"> </w:t>
+      </w:r>
+      <w:r>
+        <w:t xml:space="preserve">“substitute”</w:t>
+      </w:r>
+      <w:r>
+        <w:t xml:space="preserve"> </w:t>
+      </w:r>
+      <w:r>
+        <w:t xml:space="preserve">relies on cross-price elasticity—a backward-looking metric of consumer behavior. The boundary is notoriously blurry because it measures subjective preference.</w:t>
+      </w:r>
+    </w:p>
+    <w:p>
+      <w:pPr>
+        <w:pStyle w:val="BodyText"/>
+      </w:pPr>
+      <w:r>
+        <w:t xml:space="preserve">In VFT, the context boundary is not defined by consumption preferences; it is defined by</w:t>
+      </w:r>
+      <w:r>
+        <w:t xml:space="preserve"> </w:t>
+      </w:r>
+      <w:r>
+        <w:rPr>
+          <w:b/>
+          <w:bCs/>
+        </w:rPr>
+        <w:t xml:space="preserve">thermodynamic viability</w:t>
+      </w:r>
+      <w:r>
+        <w:t xml:space="preserve">. The boundary is drawn precisely where substitution ceases to sustain the system without inducing failure.</w:t>
+      </w:r>
+    </w:p>
+    <w:p>
+      <w:pPr>
+        <w:pStyle w:val="BodyText"/>
+      </w:pPr>
+      <m:oMath>
+        <m:r>
+          <m:t>S</m:t>
+        </m:r>
+      </m:oMath>
+      <w:r>
+        <w:t xml:space="preserve"> </w:t>
+      </w:r>
+      <w:r>
+        <w:t xml:space="preserve">is not an abstract survey of market shelves. It is a literal biological and physical ratio dependent on</w:t>
+      </w:r>
+      <w:r>
+        <w:t xml:space="preserve"> </w:t>
+      </w:r>
+      <m:oMath>
+        <m:sSub>
+          <m:e>
+            <m:r>
+              <m:t>R</m:t>
+            </m:r>
+          </m:e>
+          <m:sub>
+            <m:r>
+              <m:t>n</m:t>
+            </m:r>
+          </m:sub>
+        </m:sSub>
+      </m:oMath>
+      <w:r>
+        <w:t xml:space="preserve"> </w:t>
+      </w:r>
+      <w:r>
+        <w:t xml:space="preserve">(the</w:t>
+      </w:r>
+      <w:r>
+        <w:t xml:space="preserve"> </w:t>
+      </w:r>
+      <w:r>
+        <w:rPr>
+          <w:b/>
+          <w:bCs/>
+        </w:rPr>
+        <w:t xml:space="preserve">thermodynamically required</w:t>
+      </w:r>
+      <w:r>
+        <w:t xml:space="preserve"> </w:t>
+      </w:r>
+      <w:r>
+        <w:t xml:space="preserve">amount of a resource for system continuation). If a human requires 2,000 calories daily to maintain homeostasis (</w:t>
+      </w:r>
+      <m:oMath>
+        <m:sSub>
+          <m:e>
+            <m:r>
+              <m:t>R</m:t>
+            </m:r>
+          </m:e>
+          <m:sub>
+            <m:r>
+              <m:t>n</m:t>
+            </m:r>
+          </m:sub>
+        </m:sSub>
+        <m:r>
+          <m:rPr>
+            <m:sty m:val="p"/>
+          </m:rPr>
+          <m:t>=</m:t>
+        </m:r>
+        <m:r>
+          <m:t>2000</m:t>
+        </m:r>
+      </m:oMath>
+      <w:r>
+        <w:t xml:space="preserve">) and only 1,000 are present (</w:t>
+      </w:r>
+      <m:oMath>
+        <m:sSub>
+          <m:e>
+            <m:r>
+              <m:t>R</m:t>
+            </m:r>
+          </m:e>
+          <m:sub>
+            <m:r>
+              <m:t>p</m:t>
+            </m:r>
+          </m:sub>
+        </m:sSub>
+        <m:r>
+          <m:rPr>
+            <m:sty m:val="p"/>
+          </m:rPr>
+          <m:t>=</m:t>
+        </m:r>
+        <m:r>
+          <m:t>1000</m:t>
+        </m:r>
+      </m:oMath>
+      <w:r>
+        <w:t xml:space="preserve">), the baseline scarcity is defined by biological fact, not consumer choice.</w:t>
+      </w:r>
+      <w:r>
+        <w:t xml:space="preserve"> </w:t>
+      </w:r>
+      <m:oMath>
+        <m:sSub>
+          <m:e>
+            <m:r>
+              <m:t>R</m:t>
+            </m:r>
+          </m:e>
+          <m:sub>
+            <m:r>
+              <m:t>a</m:t>
+            </m:r>
+          </m:sub>
+        </m:sSub>
+      </m:oMath>
+      <w:r>
+        <w:t xml:space="preserve"> </w:t>
+      </w:r>
+      <w:r>
+        <w:t xml:space="preserve">(Alternatives Available) determines if the deficit can be sourced elsewhere within the viable time horizon (Urgency).</w:t>
+      </w:r>
+    </w:p>
+    <w:p>
+      <w:pPr>
+        <w:pStyle w:val="BodyText"/>
+      </w:pPr>
+      <w:r>
+        <w:t xml:space="preserve">Ambiguous contexts are mathematically sorted by the</w:t>
+      </w:r>
+      <w:r>
+        <w:t xml:space="preserve"> </w:t>
+      </w:r>
+      <w:r>
+        <w:rPr>
+          <w:b/>
+          <w:bCs/>
+        </w:rPr>
+        <w:t xml:space="preserve">Law of Necessity</w:t>
+      </w:r>
+      <w:r>
+        <w:t xml:space="preserve">: if an alternative exists that does not trigger systemic collapse, it is a</w:t>
+      </w:r>
+      <w:r>
+        <w:t xml:space="preserve"> </w:t>
+      </w:r>
+      <w:r>
+        <w:rPr>
+          <w:b/>
+          <w:bCs/>
+        </w:rPr>
+        <w:t xml:space="preserve">Want</w:t>
+      </w:r>
+      <w:r>
+        <w:t xml:space="preserve"> </w:t>
+      </w:r>
+      <w:r>
+        <w:t xml:space="preserve">(</w:t>
+      </w:r>
+      <m:oMath>
+        <m:r>
+          <m:t>S</m:t>
+        </m:r>
+        <m:r>
+          <m:rPr>
+            <m:sty m:val="p"/>
+          </m:rPr>
+          <m:t>&lt;</m:t>
+        </m:r>
+        <m:r>
+          <m:t>1.0</m:t>
+        </m:r>
+      </m:oMath>
+      <w:r>
+        <w:t xml:space="preserve">), and standard market dynamics apply. If no alternative exists and failure is imminent, it is a</w:t>
+      </w:r>
+      <w:r>
+        <w:t xml:space="preserve"> </w:t>
+      </w:r>
+      <w:r>
+        <w:rPr>
+          <w:b/>
+          <w:bCs/>
+        </w:rPr>
+        <w:t xml:space="preserve">Need</w:t>
+      </w:r>
+      <w:r>
+        <w:t xml:space="preserve"> </w:t>
+      </w:r>
+      <w:r>
+        <w:t xml:space="preserve">(</w:t>
+      </w:r>
+      <m:oMath>
+        <m:r>
+          <m:t>S</m:t>
+        </m:r>
+        <m:r>
+          <m:rPr>
+            <m:sty m:val="p"/>
+          </m:rPr>
+          <m:t>≥</m:t>
+        </m:r>
+        <m:r>
+          <m:t>1.0</m:t>
+        </m:r>
+      </m:oMath>
+      <w:r>
+        <w:t xml:space="preserve">). VFT bypasses the relevant market ambiguity by anchoring the measurement to system survival requirements.</w:t>
+      </w:r>
+    </w:p>
+    <w:p>
+      <w:pPr>
+        <w:pStyle w:val="BodyText"/>
+      </w:pPr>
+      <w:r>
+        <w:rPr>
+          <w:b/>
+          <w:bCs/>
+        </w:rPr>
+        <w:t xml:space="preserve">Answering the Normative Standard Problem (Permissible By Whom?)</w:t>
+      </w:r>
+      <w:r>
+        <w:t xml:space="preserve"> </w:t>
+      </w:r>
+      <w:r>
+        <w:t xml:space="preserve">The critic asks:</w:t>
+      </w:r>
+      <w:r>
+        <w:t xml:space="preserve"> </w:t>
+      </w:r>
+      <w:r>
+        <w:rPr>
+          <w:i/>
+          <w:iCs/>
+        </w:rPr>
+        <w:t xml:space="preserve">Permissible by whom? By what standard does VFT define</w:t>
+      </w:r>
+      <w:r>
+        <w:rPr>
+          <w:i/>
+          <w:iCs/>
+        </w:rPr>
+        <w:t xml:space="preserve"> </w:t>
+      </w:r>
+      <w:r>
+        <w:rPr>
+          <w:i/>
+          <w:iCs/>
+        </w:rPr>
+        <w:t xml:space="preserve">“adequate provision”</w:t>
+      </w:r>
+      <w:r>
+        <w:rPr>
+          <w:i/>
+          <w:iCs/>
+        </w:rPr>
+        <w:t xml:space="preserve">?</w:t>
+      </w:r>
+    </w:p>
+    <w:p>
+      <w:pPr>
+        <w:pStyle w:val="BodyText"/>
+      </w:pPr>
+      <w:r>
+        <w:t xml:space="preserve">The orthodox trap is assuming that assigning a maximum threshold requires a moral or political framework (e.g., Rawlsian justice).</w:t>
+      </w:r>
+      <w:r>
+        <w:t xml:space="preserve"> </w:t>
+      </w:r>
+      <w:r>
+        <w:rPr>
+          <w:b/>
+          <w:bCs/>
+        </w:rPr>
+        <w:t xml:space="preserve">VFT explicitly rejects external normative frameworks.</w:t>
+      </w:r>
+    </w:p>
+    <w:p>
+      <w:pPr>
+        <w:pStyle w:val="BodyText"/>
+      </w:pPr>
+      <w:r>
+        <w:t xml:space="preserve">The single</w:t>
+      </w:r>
+      <w:r>
+        <w:t xml:space="preserve"> </w:t>
+      </w:r>
+      <w:r>
+        <w:t xml:space="preserve">“prior normative commitment”</w:t>
+      </w:r>
+      <w:r>
+        <w:t xml:space="preserve"> </w:t>
+      </w:r>
+      <w:r>
+        <w:t xml:space="preserve">of VFT is the</w:t>
+      </w:r>
+      <w:r>
+        <w:t xml:space="preserve"> </w:t>
+      </w:r>
+      <w:r>
+        <w:rPr>
+          <w:b/>
+          <w:bCs/>
+        </w:rPr>
+        <w:t xml:space="preserve">Axiom of Meaning (Truth = 1)</w:t>
+      </w:r>
+      <w:r>
+        <w:t xml:space="preserve"> </w:t>
+      </w:r>
+      <w:r>
+        <w:t xml:space="preserve">and the fundamental definition of a living system:</w:t>
+      </w:r>
+      <w:r>
+        <w:t xml:space="preserve"> </w:t>
+      </w:r>
+      <w:r>
+        <w:rPr>
+          <w:i/>
+          <w:iCs/>
+        </w:rPr>
+        <w:t xml:space="preserve">an entity that must consume thermodynamic resources to maintain a highly ordered state against entropy.</w:t>
+      </w:r>
+    </w:p>
+    <w:p>
+      <w:pPr>
+        <w:pStyle w:val="BodyText"/>
+      </w:pPr>
+      <w:r>
+        <w:t xml:space="preserve">“Adequate provision”</w:t>
+      </w:r>
+      <w:r>
+        <w:t xml:space="preserve"> </w:t>
+      </w:r>
+      <w:r>
+        <w:t xml:space="preserve">(</w:t>
+      </w:r>
+      <m:oMath>
+        <m:sSub>
+          <m:e>
+            <m:r>
+              <m:t>R</m:t>
+            </m:r>
+          </m:e>
+          <m:sub>
+            <m:r>
+              <m:t>n</m:t>
+            </m:r>
+          </m:sub>
+        </m:sSub>
+      </m:oMath>
+      <w:r>
+        <w:t xml:space="preserve">) is not decided by a legislative committee or a philosopher. It is decided by the physics of the container. For a passenger on an air-flight, a crew in a submarine, or a person trapped in a sealed room,</w:t>
+      </w:r>
+      <w:r>
+        <w:t xml:space="preserve"> </w:t>
+      </w:r>
+      <w:r>
+        <w:t xml:space="preserve">“adequate provision”</w:t>
+      </w:r>
+      <w:r>
+        <w:t xml:space="preserve"> </w:t>
+      </w:r>
+      <w:r>
+        <w:t xml:space="preserve">equals</w:t>
+      </w:r>
+      <w:r>
+        <w:t xml:space="preserve"> </w:t>
+      </w:r>
+      <w:r>
+        <w:rPr>
+          <w:b/>
+          <w:bCs/>
+        </w:rPr>
+        <w:t xml:space="preserve">the exact volume of air required to perform exhaustive acts for the duration of time spent in the container.</w:t>
+      </w:r>
+      <w:r>
+        <w:t xml:space="preserve"> </w:t>
+      </w:r>
+      <w:r>
+        <w:t xml:space="preserve">It is the maximum permissible urgency before asphyxiation (</w:t>
+      </w:r>
+      <m:oMath>
+        <m:r>
+          <m:t>100</m:t>
+        </m:r>
+        <m:r>
+          <m:rPr>
+            <m:sty m:val="p"/>
+          </m:rPr>
+          <m:t>%</m:t>
+        </m:r>
+      </m:oMath>
+      <w:r>
+        <w:t xml:space="preserve"> </w:t>
+      </w:r>
+      <w:r>
+        <w:t xml:space="preserve">urgency) mathematically determined by the scarcity of the environment.</w:t>
+      </w:r>
+    </w:p>
+    <w:p>
+      <w:pPr>
+        <w:pStyle w:val="BodyText"/>
+      </w:pPr>
+      <w:r>
+        <w:t xml:space="preserve">This logic scales to any concept or task. To calculate maximum permissible provision for an unknown, you simply map the variables of the task against a maximally restrictive environment. It is the minimum portion required to successfully execute the goal-chain before systemic failure.</w:t>
+      </w:r>
+    </w:p>
+    <w:p>
+      <w:pPr>
+        <w:pStyle w:val="BodyText"/>
+      </w:pPr>
+      <w:r>
+        <w:t xml:space="preserve">Therefore,</w:t>
+      </w:r>
+      <w:r>
+        <w:t xml:space="preserve"> </w:t>
+      </w:r>
+      <w:r>
+        <w:t xml:space="preserve">“maximum permissible scarcity”</w:t>
+      </w:r>
+      <w:r>
+        <w:t xml:space="preserve"> </w:t>
+      </w:r>
+      <w:r>
+        <w:t xml:space="preserve">(</w:t>
+      </w:r>
+      <m:oMath>
+        <m:r>
+          <m:t>S</m:t>
+        </m:r>
+        <m:r>
+          <m:rPr>
+            <m:sty m:val="p"/>
+          </m:rPr>
+          <m:t>=</m:t>
+        </m:r>
+        <m:r>
+          <m:t>2.0</m:t>
+        </m:r>
+      </m:oMath>
+      <w:r>
+        <w:t xml:space="preserve">) is not a</w:t>
+      </w:r>
+      <w:r>
+        <w:t xml:space="preserve"> </w:t>
+      </w:r>
+      <w:r>
+        <w:rPr>
+          <w:i/>
+          <w:iCs/>
+        </w:rPr>
+        <w:t xml:space="preserve">moral</w:t>
+      </w:r>
+      <w:r>
+        <w:t xml:space="preserve"> </w:t>
+      </w:r>
+      <w:r>
+        <w:t xml:space="preserve">threshold. It is the</w:t>
+      </w:r>
+      <w:r>
+        <w:t xml:space="preserve"> </w:t>
+      </w:r>
+      <w:r>
+        <w:rPr>
+          <w:b/>
+          <w:bCs/>
+        </w:rPr>
+        <w:t xml:space="preserve">Asphyxiation Point</w:t>
+      </w:r>
+      <w:r>
+        <w:t xml:space="preserve">. It is the exact topological coordinate where the organism dies or the system disintegrates within its specific temporal container. VFT replaces normative ethics with physics. The matrix does not state that</w:t>
+      </w:r>
+      <w:r>
+        <w:t xml:space="preserve"> </w:t>
+      </w:r>
+      <m:oMath>
+        <m:r>
+          <m:t>S</m:t>
+        </m:r>
+        <m:r>
+          <m:rPr>
+            <m:sty m:val="p"/>
+          </m:rPr>
+          <m:t>=</m:t>
+        </m:r>
+        <m:r>
+          <m:t>2.0</m:t>
+        </m:r>
+      </m:oMath>
+      <w:r>
+        <w:t xml:space="preserve"> </w:t>
+      </w:r>
+      <w:r>
+        <w:t xml:space="preserve">is</w:t>
+      </w:r>
+      <w:r>
+        <w:t xml:space="preserve"> </w:t>
+      </w:r>
+      <w:r>
+        <w:t xml:space="preserve">“bad”</w:t>
+      </w:r>
+      <w:r>
+        <w:t xml:space="preserve"> </w:t>
+      </w:r>
+      <w:r>
+        <w:t xml:space="preserve">because it is unethical; it proves that</w:t>
+      </w:r>
+      <w:r>
+        <w:t xml:space="preserve"> </w:t>
+      </w:r>
+      <m:oMath>
+        <m:r>
+          <m:t>S</m:t>
+        </m:r>
+        <m:r>
+          <m:rPr>
+            <m:sty m:val="p"/>
+          </m:rPr>
+          <m:t>=</m:t>
+        </m:r>
+        <m:r>
+          <m:t>2.0</m:t>
+        </m:r>
+      </m:oMath>
+      <w:r>
+        <w:t xml:space="preserve"> </w:t>
+      </w:r>
+      <w:r>
+        <w:t xml:space="preserve">is the coordinate of systemic collapse. Extracting capital from a system at that coordinate is mathematically indistinguishable from destroying the system itself.</w:t>
+      </w:r>
+    </w:p>
+    <w:p>
+      <w:pPr>
+        <w:pStyle w:val="BodyText"/>
+      </w:pPr>
+      <w:r>
+        <w:t xml:space="preserve">The Reality Tensor does not require a prior moral commitment to calculate that suffocation is fatal. The matrix does not moralize. It calculates.</w:t>
+      </w:r>
+    </w:p>
     <w:bookmarkEnd w:id="19"/>
     <w:bookmarkEnd w:id="20"/>
+    <w:bookmarkEnd w:id="21"/>
     <w:sectPr>
       <w:footnotePr>
         <w:numRestart w:val="eachSect"/>
